--- a/output_receita_federal/parecer_normativo_cst/documents/pn_cst_130_19751023.docx
+++ b/output_receita_federal/parecer_normativo_cst/documents/pn_cst_130_19751023.docx
@@ -15,22 +15,43 @@
         <w:t xml:space="preserve">MNTPJ - 2.28.10.00 - Exclusões do Lucro Real. </w:t>
       </w:r>
       <w:r>
+        <w:br/>
+      </w:r>
+      <w:r>
         <w:t xml:space="preserve">- 2.28.10.20 - Exclusão dos Resultados na Alienação de Imóveis. </w:t>
+      </w:r>
+      <w:r>
+        <w:br/>
       </w:r>
       <w:r>
         <w:t xml:space="preserve">Alienação de imóveis que integrem o ativo imobilizado de empresas; isenção do imposto sobre os lucros, com base no Decreto-lei número 1.260/73: </w:t>
       </w:r>
       <w:r>
+        <w:br/>
+      </w:r>
+      <w:r>
         <w:t xml:space="preserve">1) quando as datas de quitação e aquisição forem diferentes, o prazo de cinco anos (inciso I, § 2º, art. 1º) é contado a partir do evento mais recente; </w:t>
+      </w:r>
+      <w:r>
+        <w:br/>
       </w:r>
       <w:r>
         <w:t xml:space="preserve">2) entende-se por venda de imóveis a prazo aquela em que a totalidade do preço não é recebida no ato da alienação, e existe vinculação entre os créditos resultantes da parte não recebida e a respectiva transação; </w:t>
       </w:r>
       <w:r>
+        <w:br/>
+      </w:r>
+      <w:r>
         <w:t xml:space="preserve">3) o período de cinco anos, dentro do qual não poderá ocorrer a extinção da empresa ou redução do capital aumentado com lucros decorrentes da venda de imóveis a prazo, é contado a partir da data da última assembléia geral ou alteração contratual que deu causa ao aumento; </w:t>
       </w:r>
       <w:r>
+        <w:br/>
+      </w:r>
+      <w:r>
         <w:t xml:space="preserve">4) para os imóveis que venham a integrar o ativo imobilizado de pessoa jurídica em virtude de incorporação de outra empresa, o prazo de cinco anos anterior à revenda é contado a partir da aquisição ou quitação do preço, pela empresa incorporada; </w:t>
+      </w:r>
+      <w:r>
+        <w:br/>
       </w:r>
       <w:r>
         <w:t>5) entende-se por imóveis os definidos no art. 43 do Código Civil Brasileiro.</w:t>
@@ -119,6 +140,9 @@
     <w:p>
       <w:r>
         <w:t xml:space="preserve">Antonio Augusto de Mesquita Neto </w:t>
+      </w:r>
+      <w:r>
+        <w:br/>
       </w:r>
       <w:r>
         <w:t>Coordenador</w:t>
